--- a/ky/wisdom-stories/before-you-marry.docx
+++ b/ky/wisdom-stories/before-you-marry.docx
@@ -8,12 +8,12 @@
           <w:b/>
           <w:bCs/>
         </w:rPr>
-        <w:t>Үйлөнгөндөргө кеңеш</w:t>
+        <w:t>Үй-бүлө курууга камынгандарга кеңеш</w:t>
       </w:r>
     </w:p>
     <w:p>
       <w:r>
-        <w:t>Үйлөнүүгө камынып жаткан жаш жубайларга турмуштун ысык-суугун көргөн улуулар мындай насаат айтышты:</w:t>
+        <w:t>Үй-бүлө курууга камынып жаткан эки жашка турмуштун ысык-суугун көргөн улуулар мындай насаат айтышты:</w:t>
       </w:r>
     </w:p>
     <w:p>
